--- a/pr-preview/pr-27/chapters/coding-style.docx
+++ b/pr-preview/pr-27/chapters/coding-style.docx
@@ -15,7 +15,7 @@
         <w:pStyle w:val="Date"/>
       </w:pPr>
       <w:r>
-        <w:t xml:space="preserve">Last modified: 2026-10-14 01:35:48 (PDT)</w:t>
+        <w:t xml:space="preserve">Last modified: 2026-10-14 01:49:06 (PDT)</w:t>
       </w:r>
     </w:p>
     <w:p>

--- a/pr-preview/pr-27/chapters/coding-style.docx
+++ b/pr-preview/pr-27/chapters/coding-style.docx
@@ -15,7 +15,7 @@
         <w:pStyle w:val="Date"/>
       </w:pPr>
       <w:r>
-        <w:t xml:space="preserve">Last modified: 2026-10-14 01:49:06 (PDT)</w:t>
+        <w:t xml:space="preserve">Last modified: 2026-10-14 03:54:35 (PDT)</w:t>
       </w:r>
     </w:p>
     <w:p>
@@ -47,7 +47,7 @@
         <w:pStyle w:val="FirstParagraph"/>
       </w:pPr>
       <w:r>
-        <w:t xml:space="preserve">Our lab follows the</w:t>
+        <w:t xml:space="preserve">We recommend the</w:t>
       </w:r>
       <w:r>
         <w:t xml:space="preserve"> </w:t>
@@ -111,7 +111,7 @@
         <w:t xml:space="preserve">Follow tidyverse conventions</w:t>
       </w:r>
       <w:r>
-        <w:t xml:space="preserve">: Our style is built on the tidyverse style guide,</w:t>
+        <w:t xml:space="preserve">: This style is built on the tidyverse style guide,</w:t>
       </w:r>
       <w:r>
         <w:t xml:space="preserve"> </w:t>
@@ -389,7 +389,7 @@
         <w:t xml:space="preserve"> </w:t>
       </w:r>
       <w:r>
-        <w:t xml:space="preserve">This is enforced by our</w:t>
+        <w:t xml:space="preserve">This is enforced by the example</w:t>
       </w:r>
       <w:r>
         <w:t xml:space="preserve"> </w:t>
@@ -421,7 +421,28 @@
         <w:pStyle w:val="FirstParagraph"/>
       </w:pPr>
       <w:r>
-        <w:t xml:space="preserve">Many of these rules are automatically enforced through our</w:t>
+        <w:t xml:space="preserve">Many of these rules can be enforced automatically with a</w:t>
+      </w:r>
+      <w:r>
+        <w:t xml:space="preserve"> </w:t>
+      </w:r>
+      <w:r>
+        <w:rPr>
+          <w:rStyle w:val="VerbatimChar"/>
+        </w:rPr>
+        <w:t xml:space="preserve">.lintr.R</w:t>
+      </w:r>
+      <w:r>
+        <w:t xml:space="preserve"> </w:t>
+      </w:r>
+      <w:r>
+        <w:t xml:space="preserve">configuration file;</w:t>
+      </w:r>
+      <w:r>
+        <w:t xml:space="preserve"> </w:t>
+      </w:r>
+      <w:r>
+        <w:t xml:space="preserve">see the UCD-SERG lab manual’s</w:t>
       </w:r>
       <w:r>
         <w:t xml:space="preserve"> </w:t>
@@ -429,16 +450,13 @@
       <w:hyperlink r:id="rId13">
         <w:r>
           <w:rPr>
-            <w:rStyle w:val="VerbatimChar"/>
+            <w:rStyle w:val="Hyperlink"/>
           </w:rPr>
-          <w:t xml:space="preserve">.lintr.R</w:t>
+          <w:t xml:space="preserve">example</w:t>
         </w:r>
       </w:hyperlink>
       <w:r>
-        <w:t xml:space="preserve"> </w:t>
-      </w:r>
-      <w:r>
-        <w:t xml:space="preserve">configuration file.</w:t>
+        <w:t xml:space="preserve">.</w:t>
       </w:r>
       <w:r>
         <w:t xml:space="preserve"> </w:t>
@@ -1780,7 +1798,7 @@
         <w:pStyle w:val="FirstParagraph"/>
       </w:pPr>
       <w:r>
-        <w:t xml:space="preserve">Note: Our</w:t>
+        <w:t xml:space="preserve">Note: The example</w:t>
       </w:r>
       <w:r>
         <w:t xml:space="preserve"> </w:t>
@@ -1810,13 +1828,13 @@
         <w:t xml:space="preserve"> </w:t>
       </w:r>
       <w:r>
-        <w:t xml:space="preserve">to allow flexibility in code,</w:t>
-      </w:r>
-      <w:r>
-        <w:t xml:space="preserve"> </w:t>
-      </w:r>
-      <w:r>
-        <w:t xml:space="preserve">but we still require explicit returns as a lab standard.</w:t>
+        <w:t xml:space="preserve">to allow flexibility in older code,</w:t>
+      </w:r>
+      <w:r>
+        <w:t xml:space="preserve"> </w:t>
+      </w:r>
+      <w:r>
+        <w:t xml:space="preserve">but we still recommend explicit returns in new code.</w:t>
       </w:r>
     </w:p>
     <w:bookmarkEnd w:id="23"/>
@@ -5617,13 +5635,13 @@
         <w:t xml:space="preserve"> </w:t>
       </w:r>
       <w:r>
-        <w:t xml:space="preserve">then our own lab packages</w:t>
-      </w:r>
-      <w:r>
-        <w:t xml:space="preserve"> </w:t>
-      </w:r>
-      <w:r>
-        <w:t xml:space="preserve">(e.g. </w:t>
+        <w:t xml:space="preserve">then packages your own group maintains</w:t>
+      </w:r>
+      <w:r>
+        <w:t xml:space="preserve"> </w:t>
+      </w:r>
+      <w:r>
+        <w:t xml:space="preserve">(for the Morrison Lab, e.g. </w:t>
       </w:r>
       <w:r>
         <w:rPr>
@@ -5662,7 +5680,7 @@
         <w:t xml:space="preserve"> </w:t>
       </w:r>
       <w:r>
-        <w:t xml:space="preserve">Packages can depend on each other, so reuse across our repos is fine.</w:t>
+        <w:t xml:space="preserve">Packages can depend on each other, so reuse across your own repos is fine.</w:t>
       </w:r>
     </w:p>
     <w:p>
@@ -11989,7 +12007,7 @@
         <w:t xml:space="preserve"> </w:t>
       </w:r>
       <w:r>
-        <w:t xml:space="preserve">This is enforced by our</w:t>
+        <w:t xml:space="preserve">This is enforced by the example</w:t>
       </w:r>
       <w:r>
         <w:t xml:space="preserve"> </w:t>
@@ -12216,7 +12234,7 @@
         <w:t xml:space="preserve"> </w:t>
       </w:r>
       <w:r>
-        <w:t xml:space="preserve">and consistent messaging across our packages.</w:t>
+        <w:t xml:space="preserve">and consistent messaging across packages.</w:t>
       </w:r>
     </w:p>
     <w:p>
@@ -13275,7 +13293,7 @@
         <w:t xml:space="preserve"> </w:t>
       </w:r>
       <w:r>
-        <w:t xml:space="preserve">This is enforced by our</w:t>
+        <w:t xml:space="preserve">This is enforced by the example</w:t>
       </w:r>
       <w:r>
         <w:t xml:space="preserve"> </w:t>
@@ -15705,7 +15723,7 @@
         <w:t xml:space="preserve"> </w:t>
       </w:r>
       <w:r>
-        <w:t xml:space="preserve">regex pattern in our</w:t>
+        <w:t xml:space="preserve">regex pattern in the example</w:t>
       </w:r>
       <w:r>
         <w:t xml:space="preserve"> </w:t>
@@ -20198,7 +20216,7 @@
               <w:t xml:space="preserve">lintr::lint_package()</w:t>
             </w:r>
             <w:r>
-              <w:t xml:space="preserve">. Our configuration includes</w:t>
+              <w:t xml:space="preserve">. The example configuration includes</w:t>
             </w:r>
             <w:r>
               <w:t xml:space="preserve"> </w:t>
@@ -20252,7 +20270,7 @@
               <w:t xml:space="preserve"> </w:t>
             </w:r>
             <w:r>
-              <w:t xml:space="preserve">side effects: for example, our</w:t>
+              <w:t xml:space="preserve">side effects: for example, the</w:t>
             </w:r>
             <w:r>
               <w:t xml:space="preserve"> </w:t>
@@ -20319,7 +20337,7 @@
               <w:spacing w:after="16"/>
             </w:pPr>
             <w:r>
-              <w:t xml:space="preserve">Our lab uses</w:t>
+              <w:t xml:space="preserve">We recommend</w:t>
             </w:r>
             <w:r>
               <w:t xml:space="preserve"> </w:t>
@@ -20334,7 +20352,7 @@
               <w:t xml:space="preserve"> </w:t>
             </w:r>
             <w:r>
-              <w:t xml:space="preserve">files for configuration (the</w:t>
+              <w:t xml:space="preserve">files for configuration (lintr also supports the</w:t>
             </w:r>
             <w:r>
               <w:t xml:space="preserve"> </w:t>
@@ -20349,13 +20367,13 @@
               <w:t xml:space="preserve"> </w:t>
             </w:r>
             <w:r>
-              <w:t xml:space="preserve">format is also supported by lintr,</w:t>
+              <w:t xml:space="preserve">format,</w:t>
             </w:r>
             <w:r>
               <w:t xml:space="preserve"> </w:t>
             </w:r>
             <w:r>
-              <w:t xml:space="preserve">but we prefer</w:t>
+              <w:t xml:space="preserve">but</w:t>
             </w:r>
             <w:r>
               <w:t xml:space="preserve"> </w:t>
@@ -20370,7 +20388,7 @@
               <w:t xml:space="preserve"> </w:t>
             </w:r>
             <w:r>
-              <w:t xml:space="preserve">for better R syntax support).</w:t>
+              <w:t xml:space="preserve">gets full R syntax support).</w:t>
             </w:r>
           </w:p>
           <w:p/>
@@ -20378,13 +20396,13 @@
       </w:tr>
     </w:tbl>
     <w:bookmarkEnd w:id="109"/>
-    <w:bookmarkStart w:id="120" w:name="our-labs-lintr-configuration"/>
+    <w:bookmarkStart w:id="120" w:name="a-recommended-lintr-configuration"/>
     <w:p>
       <w:pPr>
         <w:pStyle w:val="Heading3"/>
       </w:pPr>
       <w:r>
-        <w:t xml:space="preserve">18.3 Our Lab’s Lintr Configuration</w:t>
+        <w:t xml:space="preserve">18.3 A Recommended Lintr Configuration</w:t>
       </w:r>
     </w:p>
     <w:p>
@@ -20392,7 +20410,7 @@
         <w:pStyle w:val="FirstParagraph"/>
       </w:pPr>
       <w:r>
-        <w:t xml:space="preserve">Our lab uses a custom</w:t>
+        <w:t xml:space="preserve">We recommend a custom</w:t>
       </w:r>
       <w:r>
         <w:t xml:space="preserve"> </w:t>
@@ -20407,13 +20425,13 @@
         <w:t xml:space="preserve"> </w:t>
       </w:r>
       <w:r>
-        <w:t xml:space="preserve">configuration file in each repository to enforce our style standards.</w:t>
-      </w:r>
-      <w:r>
-        <w:t xml:space="preserve"> </w:t>
-      </w:r>
-      <w:r>
-        <w:t xml:space="preserve">You can view the lab-manual’s configuration at</w:t>
+        <w:t xml:space="preserve">configuration file in each repository to enforce these style standards.</w:t>
+      </w:r>
+      <w:r>
+        <w:t xml:space="preserve"> </w:t>
+      </w:r>
+      <w:r>
+        <w:t xml:space="preserve">You can view an example configuration, from the UCD-SERG lab manual, at</w:t>
       </w:r>
       <w:r>
         <w:t xml:space="preserve"> </w:t>
@@ -20652,7 +20670,7 @@
         <w:t xml:space="preserve">return_value</w:t>
       </w:r>
       <w:r>
-        <w:t xml:space="preserve">. We may sometimes disable this linter in older projects when we aren’t ready to clean this issue up, but for all new code, we require explicit returns as a lab standard, following the</w:t>
+        <w:t xml:space="preserve">. We may sometimes disable this linter in older projects when we aren’t ready to clean this issue up, but for all new code, we recommend explicit returns, following the</w:t>
       </w:r>
       <w:r>
         <w:t xml:space="preserve"> </w:t>
@@ -20719,7 +20737,7 @@
         <w:pStyle w:val="BodyText"/>
       </w:pPr>
       <w:r>
-        <w:t xml:space="preserve">Our configuration allows relaxed rules for certain directories:</w:t>
+        <w:t xml:space="preserve">The example configuration allows relaxed rules for certain directories:</w:t>
       </w:r>
     </w:p>
     <w:p>
@@ -21437,7 +21455,7 @@
               <w:pStyle w:val="Compact"/>
             </w:pPr>
             <w:r>
-              <w:t xml:space="preserve">CI verification, custom lab rules</w:t>
+              <w:t xml:space="preserve">CI verification, custom project rules</w:t>
             </w:r>
           </w:p>
         </w:tc>
@@ -21547,7 +21565,7 @@
               <w:t xml:space="preserve"> </w:t>
             </w:r>
             <w:r>
-              <w:t xml:space="preserve">Lab Guidance</w:t>
+              <w:t xml:space="preserve">Recommendation</w:t>
             </w:r>
           </w:p>
         </w:tc>
@@ -21571,7 +21589,7 @@
               <w:spacing w:before="16" w:after="16"/>
             </w:pPr>
             <w:r>
-              <w:t xml:space="preserve">Our lab uses</w:t>
+              <w:t xml:space="preserve">We recommend</w:t>
             </w:r>
             <w:r>
               <w:t xml:space="preserve"> </w:t>
@@ -21588,7 +21606,22 @@
               <w:t xml:space="preserve"> </w:t>
             </w:r>
             <w:r>
-              <w:t xml:space="preserve">with our custom</w:t>
+              <w:t xml:space="preserve">with a custom</w:t>
+            </w:r>
+            <w:r>
+              <w:t xml:space="preserve"> </w:t>
+            </w:r>
+            <w:r>
+              <w:rPr>
+                <w:rStyle w:val="VerbatimChar"/>
+              </w:rPr>
+              <w:t xml:space="preserve">.lintr.R</w:t>
+            </w:r>
+            <w:r>
+              <w:t xml:space="preserve"> </w:t>
+            </w:r>
+            <w:r>
+              <w:t xml:space="preserve">configuration and a shared linter package (for example, the UCD-SERG lab manual’s</w:t>
             </w:r>
             <w:r>
               <w:t xml:space="preserve"> </w:t>
@@ -21605,7 +21638,7 @@
               <w:t xml:space="preserve"> </w:t>
             </w:r>
             <w:r>
-              <w:t xml:space="preserve">configuration and</w:t>
+              <w:t xml:space="preserve">and</w:t>
             </w:r>
             <w:r>
               <w:t xml:space="preserve"> </w:t>
@@ -21619,10 +21652,7 @@
               </w:r>
             </w:hyperlink>
             <w:r>
-              <w:t xml:space="preserve"> </w:t>
-            </w:r>
-            <w:r>
-              <w:t xml:space="preserve">package as the primary standard for CI pipelines and package validation.</w:t>
+              <w:t xml:space="preserve">) as the primary standard for CI pipelines and package validation.</w:t>
             </w:r>
             <w:r>
               <w:t xml:space="preserve"> </w:t>
